--- a/docs/Cyberwatch.docx
+++ b/docs/Cyberwatch.docx
@@ -7,17 +7,73 @@
         <w:pStyle w:val="Title"/>
       </w:pPr>
       <w:r>
-        <w:t>Cyberwatch</w:t>
-      </w:r>
-    </w:p>
-    <w:p>
-      <w:pPr>
-        <w:pStyle w:val="Heading1"/>
-      </w:pPr>
+        <w:t>Cyberwat</w:t>
+      </w:r>
       <w:bookmarkStart w:id="0" w:name="_Toc237853886"/>
       <w:bookmarkStart w:id="1" w:name="_Toc237854373"/>
       <w:bookmarkStart w:id="2" w:name="_Toc237856939"/>
       <w:r>
+        <w:t>ch V1B</w:t>
+      </w:r>
+      <w:r>
+        <w:rPr>
+          <w:noProof/>
+        </w:rPr>
+        <w:drawing>
+          <wp:inline distT="0" distB="0" distL="0" distR="0" wp14:anchorId="54340E98" wp14:editId="1C7BA719">
+            <wp:extent cx="5720080" cy="2862580"/>
+            <wp:effectExtent l="0" t="0" r="0" b="0"/>
+            <wp:docPr id="1" name="Picture 1"/>
+            <wp:cNvGraphicFramePr>
+              <a:graphicFrameLocks xmlns:a="http://schemas.openxmlformats.org/drawingml/2006/main" noChangeAspect="1"/>
+            </wp:cNvGraphicFramePr>
+            <a:graphic xmlns:a="http://schemas.openxmlformats.org/drawingml/2006/main">
+              <a:graphicData uri="http://schemas.openxmlformats.org/drawingml/2006/picture">
+                <pic:pic xmlns:pic="http://schemas.openxmlformats.org/drawingml/2006/picture">
+                  <pic:nvPicPr>
+                    <pic:cNvPr id="0" name="Picture 1"/>
+                    <pic:cNvPicPr>
+                      <a:picLocks noChangeAspect="1" noChangeArrowheads="1"/>
+                    </pic:cNvPicPr>
+                  </pic:nvPicPr>
+                  <pic:blipFill>
+                    <a:blip r:embed="rId8" cstate="print">
+                      <a:extLst>
+                        <a:ext uri="{28A0092B-C50C-407E-A947-70E740481C1C}">
+                          <a14:useLocalDpi xmlns:a14="http://schemas.microsoft.com/office/drawing/2010/main" val="0"/>
+                        </a:ext>
+                      </a:extLst>
+                    </a:blip>
+                    <a:srcRect/>
+                    <a:stretch>
+                      <a:fillRect/>
+                    </a:stretch>
+                  </pic:blipFill>
+                  <pic:spPr bwMode="auto">
+                    <a:xfrm>
+                      <a:off x="0" y="0"/>
+                      <a:ext cx="5720080" cy="2862580"/>
+                    </a:xfrm>
+                    <a:prstGeom prst="rect">
+                      <a:avLst/>
+                    </a:prstGeom>
+                    <a:noFill/>
+                    <a:ln>
+                      <a:noFill/>
+                    </a:ln>
+                  </pic:spPr>
+                </pic:pic>
+              </a:graphicData>
+            </a:graphic>
+          </wp:inline>
+        </w:drawing>
+      </w:r>
+    </w:p>
+    <w:p>
+      <w:pPr>
+        <w:pStyle w:val="Heading1"/>
+      </w:pPr>
+      <w:r>
         <w:t>0.0</w:t>
       </w:r>
       <w:r>
@@ -66,7 +122,7 @@
       <w:r>
         <w:t>A cyberdeck or cyber deck is a custom-built, portable personal computer, often one designed for a particular individualized purpose and usually with a </w:t>
       </w:r>
-      <w:hyperlink r:id="rId6" w:tooltip="Cyberpunk" w:history="1">
+      <w:hyperlink r:id="rId9" w:tooltip="Cyberpunk" w:history="1">
         <w:r>
           <w:rPr>
             <w:rStyle w:val="Hyperlink"/>
@@ -79,7 +135,7 @@
       <w:r>
         <w:t> aesthetic.</w:t>
       </w:r>
-      <w:hyperlink r:id="rId7" w:anchor="cite_note-1" w:history="1">
+      <w:hyperlink r:id="rId10" w:anchor="cite_note-1" w:history="1">
         <w:r>
           <w:rPr>
             <w:rStyle w:val="Hyperlink"/>
@@ -92,7 +148,7 @@
       <w:r>
         <w:t> These devices are typically individually crafted, powered by laptop motherboards or </w:t>
       </w:r>
-      <w:hyperlink r:id="rId8" w:tooltip="Single-board computer" w:history="1">
+      <w:hyperlink r:id="rId11" w:tooltip="Single-board computer" w:history="1">
         <w:r>
           <w:rPr>
             <w:rStyle w:val="Hyperlink"/>
@@ -105,25 +161,15 @@
       <w:r>
         <w:t> (SBCs), such as </w:t>
       </w:r>
-      <w:hyperlink r:id="rId9" w:tooltip="Raspberry Pi" w:history="1">
+      <w:hyperlink r:id="rId12" w:tooltip="Raspberry Pi" w:history="1">
         <w:r>
           <w:rPr>
             <w:rStyle w:val="Hyperlink"/>
             <w:color w:val="404040" w:themeColor="text1" w:themeTint="BF"/>
             <w:u w:val="none"/>
           </w:rPr>
-          <w:t xml:space="preserve">Raspberry </w:t>
+          <w:t>Raspberry Pis</w:t>
         </w:r>
-        <w:proofErr w:type="spellStart"/>
-        <w:r>
-          <w:rPr>
-            <w:rStyle w:val="Hyperlink"/>
-            <w:color w:val="404040" w:themeColor="text1" w:themeTint="BF"/>
-            <w:u w:val="none"/>
-          </w:rPr>
-          <w:t>Pis</w:t>
-        </w:r>
-        <w:proofErr w:type="spellEnd"/>
       </w:hyperlink>
       <w:r>
         <w:t>, and include a display and keyboard</w:t>
@@ -262,6 +308,7 @@
     </w:p>
     <w:p>
       <w:r>
+        <w:lastRenderedPageBreak/>
         <w:t>Cyan is designed to target an ESP32 microcontroller, but is designed with platform abstraction in mind. This allows parts of the software to run on a PC for faster development and iteration, while the Cyberwatch hardware remains its primary platform</w:t>
       </w:r>
       <w:r>
@@ -2668,6 +2715,7 @@
         <w:rPr>
           <w:lang w:eastAsia="en-GB"/>
         </w:rPr>
+        <w:lastRenderedPageBreak/>
         <w:t xml:space="preserve">U: Usability </w:t>
       </w:r>
       <w:r>
@@ -3129,7 +3177,6 @@
               <w:rPr>
                 <w:lang w:eastAsia="en-GB"/>
               </w:rPr>
-              <w:lastRenderedPageBreak/>
               <w:t>FR-A002</w:t>
             </w:r>
           </w:p>
@@ -4835,6 +4882,7 @@
               <w:rPr>
                 <w:lang w:eastAsia="en-GB"/>
               </w:rPr>
+              <w:lastRenderedPageBreak/>
               <w:t>FR-C004</w:t>
             </w:r>
           </w:p>
@@ -5455,7 +5503,6 @@
               <w:rPr>
                 <w:lang w:eastAsia="en-GB"/>
               </w:rPr>
-              <w:lastRenderedPageBreak/>
               <w:t>FR-D003</w:t>
             </w:r>
           </w:p>
@@ -6185,6 +6232,7 @@
         <w:rPr>
           <w:rFonts w:ascii="Hiragino Sans W4" w:eastAsia="Hiragino Sans W4" w:hAnsi="Hiragino Sans W4" w:cs="Hiragino Sans W4" w:hint="eastAsia"/>
         </w:rPr>
+        <w:lastRenderedPageBreak/>
         <w:t>├</w:t>
       </w:r>
       <w:r>
@@ -6248,7 +6296,6 @@
     <w:p/>
     <w:p>
       <w:r>
-        <w:lastRenderedPageBreak/>
         <w:t xml:space="preserve">Services are used to abstract across </w:t>
       </w:r>
       <w:r>
@@ -7389,6 +7436,7 @@
       <w:bookmarkStart w:id="23" w:name="_Toc237854380"/>
       <w:bookmarkStart w:id="24" w:name="_Toc237856946"/>
       <w:r>
+        <w:lastRenderedPageBreak/>
         <w:t>2.0 Hardware Design</w:t>
       </w:r>
       <w:bookmarkEnd w:id="22"/>
@@ -7471,7 +7519,6 @@
       <w:bookmarkStart w:id="35" w:name="_Toc237854384"/>
       <w:bookmarkStart w:id="36" w:name="_Toc237856950"/>
       <w:r>
-        <w:lastRenderedPageBreak/>
         <w:t>2.4 Structural Design</w:t>
       </w:r>
       <w:bookmarkEnd w:id="34"/>
@@ -7600,7 +7647,7 @@
                     </pic:cNvPicPr>
                   </pic:nvPicPr>
                   <pic:blipFill>
-                    <a:blip r:embed="rId10">
+                    <a:blip r:embed="rId13">
                       <a:extLst>
                         <a:ext uri="{28A0092B-C50C-407E-A947-70E740481C1C}">
                           <a14:useLocalDpi xmlns:a14="http://schemas.microsoft.com/office/drawing/2010/main" val="0"/>
@@ -7728,6 +7775,7 @@
         <w:rPr>
           <w:rStyle w:val="Heading2Char"/>
         </w:rPr>
+        <w:lastRenderedPageBreak/>
         <w:t>3.</w:t>
       </w:r>
       <w:r>
@@ -7760,25 +7808,13 @@
         <w:t>is</w:t>
       </w:r>
       <w:r>
-        <w:t xml:space="preserve"> interpreted by either the SDL3 Clay backend </w:t>
-      </w:r>
-      <w:r>
-        <w:lastRenderedPageBreak/>
-        <w:t>or a </w:t>
+        <w:t> interpreted by either the SDL3 Clay backend or a </w:t>
       </w:r>
       <w:r>
         <w:t>custom-built</w:t>
       </w:r>
       <w:r>
-        <w:t> receptacle for </w:t>
-      </w:r>
-      <w:proofErr w:type="spellStart"/>
-      <w:r>
-        <w:t>ArduinoGFX</w:t>
-      </w:r>
-      <w:proofErr w:type="spellEnd"/>
-      <w:r>
-        <w:t>, converting layout commands into draw commands.</w:t>
+        <w:t> receptacle for ArduinoGFX, converting layout commands into draw commands.</w:t>
       </w:r>
     </w:p>
     <w:p>
@@ -7850,7 +7886,7 @@
                     </pic:cNvPicPr>
                   </pic:nvPicPr>
                   <pic:blipFill>
-                    <a:blip r:embed="rId11">
+                    <a:blip r:embed="rId14">
                       <a:extLst>
                         <a:ext uri="{28A0092B-C50C-407E-A947-70E740481C1C}">
                           <a14:useLocalDpi xmlns:a14="http://schemas.microsoft.com/office/drawing/2010/main" val="0"/>
@@ -7992,6 +8028,7 @@
         <w:rPr>
           <w:rStyle w:val="Heading2Char"/>
         </w:rPr>
+        <w:lastRenderedPageBreak/>
         <w:t>3.3 Application System</w:t>
       </w:r>
       <w:bookmarkEnd w:id="63"/>
@@ -8044,7 +8081,6 @@
       <w:bookmarkStart w:id="73" w:name="_Toc237854192"/>
       <w:bookmarkStart w:id="74" w:name="_Toc237854396"/>
       <w:r>
-        <w:lastRenderedPageBreak/>
         <w:t>An API is exposed to the application, allowing draw calls and input events to be transacted between the operating system and a running application. All visuals produced by the application are rendered to a surface target abstraction, allowing the app to display inside of the pre-existing UI by converting the in-app coordinates to global screen coordinates after the layout step is completed.</w:t>
       </w:r>
       <w:bookmarkEnd w:id="72"/>
@@ -8234,12 +8270,10 @@
             <w:bookmarkStart w:id="93" w:name="_Toc237853916"/>
             <w:bookmarkStart w:id="94" w:name="_Toc237854199"/>
             <w:bookmarkStart w:id="95" w:name="_Toc237854403"/>
-            <w:proofErr w:type="spellStart"/>
             <w:proofErr w:type="gramStart"/>
             <w:r>
               <w:t>draw.rect</w:t>
             </w:r>
-            <w:proofErr w:type="spellEnd"/>
             <w:proofErr w:type="gramEnd"/>
             <w:r>
               <w:br/>
@@ -8258,33 +8292,15 @@
             <w:bookmarkStart w:id="96" w:name="_Toc237853917"/>
             <w:bookmarkStart w:id="97" w:name="_Toc237854200"/>
             <w:bookmarkStart w:id="98" w:name="_Toc237854404"/>
-            <w:proofErr w:type="spellStart"/>
-            <w:r>
-              <w:t>AppHandler</w:t>
-            </w:r>
-            <w:proofErr w:type="spellEnd"/>
-            <w:r>
-              <w:t xml:space="preserve"> </w:t>
-            </w:r>
-            <w:r>
-              <w:t>_</w:t>
-            </w:r>
-            <w:proofErr w:type="spellStart"/>
-            <w:r>
-              <w:t>draw_rect</w:t>
-            </w:r>
-            <w:proofErr w:type="spellEnd"/>
+            <w:r>
+              <w:t xml:space="preserve">AppHandler </w:t>
+            </w:r>
+            <w:r>
+              <w:t>_draw_rect</w:t>
+            </w:r>
             <w:r>
               <w:br/>
-              <w:t>(</w:t>
-            </w:r>
-            <w:proofErr w:type="spellStart"/>
-            <w:r>
-              <w:t>lua_State</w:t>
-            </w:r>
-            <w:proofErr w:type="spellEnd"/>
-            <w:r>
-              <w:t xml:space="preserve"> *L)</w:t>
+              <w:t>(lua_State *L)</w:t>
             </w:r>
             <w:bookmarkEnd w:id="96"/>
             <w:bookmarkEnd w:id="97"/>
@@ -8333,14 +8349,12 @@
             <w:bookmarkStart w:id="105" w:name="_Toc237853920"/>
             <w:bookmarkStart w:id="106" w:name="_Toc237854203"/>
             <w:bookmarkStart w:id="107" w:name="_Toc237854407"/>
-            <w:proofErr w:type="spellStart"/>
             <w:r>
               <w:t>draw.text</w:t>
             </w:r>
             <w:bookmarkEnd w:id="105"/>
             <w:bookmarkEnd w:id="106"/>
             <w:bookmarkEnd w:id="107"/>
-            <w:proofErr w:type="spellEnd"/>
           </w:p>
           <w:p>
             <w:bookmarkStart w:id="108" w:name="_Toc237853921"/>
@@ -8368,13 +8382,8 @@
             <w:bookmarkStart w:id="114" w:name="_Toc237853923"/>
             <w:bookmarkStart w:id="115" w:name="_Toc237854206"/>
             <w:bookmarkStart w:id="116" w:name="_Toc237854410"/>
-            <w:proofErr w:type="spellStart"/>
-            <w:r>
-              <w:t>font_size</w:t>
-            </w:r>
-            <w:proofErr w:type="spellEnd"/>
-            <w:r>
-              <w:t>,</w:t>
+            <w:r>
+              <w:t>font_size,</w:t>
             </w:r>
             <w:bookmarkEnd w:id="114"/>
             <w:bookmarkEnd w:id="115"/>
@@ -8397,22 +8406,12 @@
             <w:tcW w:w="2094" w:type="dxa"/>
           </w:tcPr>
           <w:p>
-            <w:proofErr w:type="spellStart"/>
             <w:r>
               <w:t>AppHandler_draw_text</w:t>
             </w:r>
-            <w:proofErr w:type="spellEnd"/>
             <w:r>
               <w:br/>
-              <w:t>(</w:t>
-            </w:r>
-            <w:proofErr w:type="spellStart"/>
-            <w:r>
-              <w:t>lua_State</w:t>
-            </w:r>
-            <w:proofErr w:type="spellEnd"/>
-            <w:r>
-              <w:t xml:space="preserve"> *L)</w:t>
+              <w:t>(lua_State *L)</w:t>
             </w:r>
           </w:p>
           <w:p/>
@@ -8462,30 +8461,12 @@
             <w:tcW w:w="2094" w:type="dxa"/>
           </w:tcPr>
           <w:p>
-            <w:proofErr w:type="spellStart"/>
-            <w:r>
-              <w:t>AppHandler</w:t>
-            </w:r>
-            <w:proofErr w:type="spellEnd"/>
-            <w:r>
-              <w:t xml:space="preserve"> _</w:t>
-            </w:r>
-            <w:proofErr w:type="spellStart"/>
-            <w:r>
-              <w:t>draw_rect</w:t>
-            </w:r>
-            <w:proofErr w:type="spellEnd"/>
+            <w:r>
+              <w:t>AppHandler _draw_rect</w:t>
+            </w:r>
             <w:r>
               <w:br/>
-              <w:t>(</w:t>
-            </w:r>
-            <w:proofErr w:type="spellStart"/>
-            <w:r>
-              <w:t>lua_State</w:t>
-            </w:r>
-            <w:proofErr w:type="spellEnd"/>
-            <w:r>
-              <w:t xml:space="preserve"> *L)</w:t>
+              <w:t>(lua_State *L)</w:t>
             </w:r>
           </w:p>
         </w:tc>
@@ -8608,6 +8589,7 @@
         <w:rPr>
           <w:rStyle w:val="Heading2Char"/>
         </w:rPr>
+        <w:lastRenderedPageBreak/>
         <w:t>3.6 Settings &amp; Configuration</w:t>
       </w:r>
       <w:bookmarkEnd w:id="137"/>
@@ -8679,7 +8661,6 @@
       <w:bookmarkStart w:id="147" w:name="_Toc237854421"/>
       <w:bookmarkStart w:id="148" w:name="_Toc237856965"/>
       <w:r>
-        <w:lastRenderedPageBreak/>
         <w:t>5.0 Development History</w:t>
       </w:r>
       <w:bookmarkEnd w:id="146"/>
@@ -8745,15 +8726,7 @@
         </w:numPr>
       </w:pPr>
       <w:r>
-        <w:t xml:space="preserve">XIAO ESP32-S3 Plus over base S3 and </w:t>
-      </w:r>
-      <w:proofErr w:type="spellStart"/>
-      <w:r>
-        <w:t>Waveshare</w:t>
-      </w:r>
-      <w:proofErr w:type="spellEnd"/>
-      <w:r>
-        <w:t xml:space="preserve"> S3-Zero</w:t>
+        <w:t>XIAO ESP32-S3 Plus over base S3 and Waveshare S3-Zero</w:t>
       </w:r>
     </w:p>
     <w:p>
@@ -8784,13 +8757,8 @@
           <w:numId w:val="12"/>
         </w:numPr>
       </w:pPr>
-      <w:proofErr w:type="spellStart"/>
-      <w:r>
-        <w:t>Waveshare</w:t>
-      </w:r>
-      <w:proofErr w:type="spellEnd"/>
-      <w:r>
-        <w:t xml:space="preserve"> 1.69" ST7789V2, 240x280 SPI</w:t>
+      <w:r>
+        <w:t>Waveshare 1.69" ST7789V2, 240x280 SPI</w:t>
       </w:r>
     </w:p>
     <w:p>
@@ -8946,21 +8914,8 @@
         </w:numPr>
       </w:pPr>
       <w:r>
-        <w:t xml:space="preserve">footprint sourced from </w:t>
-      </w:r>
-      <w:proofErr w:type="spellStart"/>
-      <w:r>
-        <w:t>KiCad's</w:t>
-      </w:r>
-      <w:proofErr w:type="spellEnd"/>
-      <w:r>
-        <w:t xml:space="preserve"> own library, not unverified </w:t>
-      </w:r>
-      <w:proofErr w:type="spellStart"/>
-      <w:r>
-        <w:t>SnapEDA</w:t>
-      </w:r>
-      <w:proofErr w:type="spellEnd"/>
+        <w:t>footprint sourced from KiCad's own library, not unverified SnapEDA</w:t>
+      </w:r>
     </w:p>
     <w:p>
       <w:pPr>
@@ -9020,6 +8975,7 @@
         </w:numPr>
       </w:pPr>
       <w:r>
+        <w:lastRenderedPageBreak/>
         <w:t>bare microSD socket, not breakout module</w:t>
       </w:r>
     </w:p>
@@ -9076,15 +9032,7 @@
         </w:numPr>
       </w:pPr>
       <w:r>
-        <w:t xml:space="preserve">MAX17048 fuel gauge - simple, proven, official </w:t>
-      </w:r>
-      <w:proofErr w:type="spellStart"/>
-      <w:r>
-        <w:t>Espressif</w:t>
-      </w:r>
-      <w:proofErr w:type="spellEnd"/>
-      <w:r>
-        <w:t xml:space="preserve"> driver</w:t>
+        <w:t>MAX17048 fuel gauge - simple, proven, official Espressif driver</w:t>
       </w:r>
       <w:r>
         <w:br/>
@@ -9132,15 +9080,7 @@
         </w:numPr>
       </w:pPr>
       <w:r>
-        <w:t xml:space="preserve">SD pull-ups: 10k, per </w:t>
-      </w:r>
-      <w:proofErr w:type="spellStart"/>
-      <w:r>
-        <w:t>Espressif</w:t>
-      </w:r>
-      <w:proofErr w:type="spellEnd"/>
-      <w:r>
-        <w:t xml:space="preserve"> ESP-IDF docs</w:t>
+        <w:t>SD pull-ups: 10k, per Espressif ESP-IDF docs</w:t>
       </w:r>
     </w:p>
     <w:p>
@@ -9174,6 +9114,56 @@
     </w:sectPr>
   </w:body>
 </w:document>
+</file>
+
+<file path=word/endnotes.xml><?xml version="1.0" encoding="utf-8"?>
+<w:endnotes xmlns:wpc="http://schemas.microsoft.com/office/word/2010/wordprocessingCanvas" xmlns:cx="http://schemas.microsoft.com/office/drawing/2014/chartex" xmlns:cx1="http://schemas.microsoft.com/office/drawing/2015/9/8/chartex" xmlns:cx2="http://schemas.microsoft.com/office/drawing/2015/10/21/chartex" xmlns:cx3="http://schemas.microsoft.com/office/drawing/2016/5/9/chartex" xmlns:cx4="http://schemas.microsoft.com/office/drawing/2016/5/10/chartex" xmlns:cx5="http://schemas.microsoft.com/office/drawing/2016/5/11/chartex" xmlns:cx6="http://schemas.microsoft.com/office/drawing/2016/5/12/chartex" xmlns:cx7="http://schemas.microsoft.com/office/drawing/2016/5/13/chartex" xmlns:cx8="http://schemas.microsoft.com/office/drawing/2016/5/14/chartex" xmlns:mc="http://schemas.openxmlformats.org/markup-compatibility/2006" xmlns:aink="http://schemas.microsoft.com/office/drawing/2016/ink" xmlns:am3d="http://schemas.microsoft.com/office/drawing/2017/model3d" xmlns:o="urn:schemas-microsoft-com:office:office" xmlns:oel="http://schemas.microsoft.com/office/2019/extlst" xmlns:r="http://schemas.openxmlformats.org/officeDocument/2006/relationships" xmlns:m="http://schemas.openxmlformats.org/officeDocument/2006/math" xmlns:v="urn:schemas-microsoft-com:vml" xmlns:wp14="http://schemas.microsoft.com/office/word/2010/wordprocessingDrawing" xmlns:wp="http://schemas.openxmlformats.org/drawingml/2006/wordprocessingDrawing" xmlns:w10="urn:schemas-microsoft-com:office:word" xmlns:w="http://schemas.openxmlformats.org/wordprocessingml/2006/main" xmlns:w14="http://schemas.microsoft.com/office/word/2010/wordml" xmlns:w15="http://schemas.microsoft.com/office/word/2012/wordml" xmlns:w16cex="http://schemas.microsoft.com/office/word/2018/wordml/cex" xmlns:w16cid="http://schemas.microsoft.com/office/word/2016/wordml/cid" xmlns:w16="http://schemas.microsoft.com/office/word/2018/wordml" xmlns:w16sdtdh="http://schemas.microsoft.com/office/word/2020/wordml/sdtdatahash" xmlns:w16se="http://schemas.microsoft.com/office/word/2015/wordml/symex" xmlns:wpg="http://schemas.microsoft.com/office/word/2010/wordprocessingGroup" xmlns:wpi="http://schemas.microsoft.com/office/word/2010/wordprocessingInk" xmlns:wne="http://schemas.microsoft.com/office/word/2006/wordml" xmlns:wps="http://schemas.microsoft.com/office/word/2010/wordprocessingShape" mc:Ignorable="w14 w15 w16se w16cid w16 w16cex w16sdtdh wp14">
+  <w:endnote w:type="separator" w:id="-1">
+    <w:p>
+      <w:pPr>
+        <w:spacing w:after="0" w:line="240" w:lineRule="auto"/>
+      </w:pPr>
+      <w:r>
+        <w:separator/>
+      </w:r>
+    </w:p>
+  </w:endnote>
+  <w:endnote w:type="continuationSeparator" w:id="0">
+    <w:p>
+      <w:pPr>
+        <w:spacing w:after="0" w:line="240" w:lineRule="auto"/>
+      </w:pPr>
+      <w:r>
+        <w:continuationSeparator/>
+      </w:r>
+    </w:p>
+  </w:endnote>
+</w:endnotes>
+</file>
+
+<file path=word/footnotes.xml><?xml version="1.0" encoding="utf-8"?>
+<w:footnotes xmlns:wpc="http://schemas.microsoft.com/office/word/2010/wordprocessingCanvas" xmlns:cx="http://schemas.microsoft.com/office/drawing/2014/chartex" xmlns:cx1="http://schemas.microsoft.com/office/drawing/2015/9/8/chartex" xmlns:cx2="http://schemas.microsoft.com/office/drawing/2015/10/21/chartex" xmlns:cx3="http://schemas.microsoft.com/office/drawing/2016/5/9/chartex" xmlns:cx4="http://schemas.microsoft.com/office/drawing/2016/5/10/chartex" xmlns:cx5="http://schemas.microsoft.com/office/drawing/2016/5/11/chartex" xmlns:cx6="http://schemas.microsoft.com/office/drawing/2016/5/12/chartex" xmlns:cx7="http://schemas.microsoft.com/office/drawing/2016/5/13/chartex" xmlns:cx8="http://schemas.microsoft.com/office/drawing/2016/5/14/chartex" xmlns:mc="http://schemas.openxmlformats.org/markup-compatibility/2006" xmlns:aink="http://schemas.microsoft.com/office/drawing/2016/ink" xmlns:am3d="http://schemas.microsoft.com/office/drawing/2017/model3d" xmlns:o="urn:schemas-microsoft-com:office:office" xmlns:oel="http://schemas.microsoft.com/office/2019/extlst" xmlns:r="http://schemas.openxmlformats.org/officeDocument/2006/relationships" xmlns:m="http://schemas.openxmlformats.org/officeDocument/2006/math" xmlns:v="urn:schemas-microsoft-com:vml" xmlns:wp14="http://schemas.microsoft.com/office/word/2010/wordprocessingDrawing" xmlns:wp="http://schemas.openxmlformats.org/drawingml/2006/wordprocessingDrawing" xmlns:w10="urn:schemas-microsoft-com:office:word" xmlns:w="http://schemas.openxmlformats.org/wordprocessingml/2006/main" xmlns:w14="http://schemas.microsoft.com/office/word/2010/wordml" xmlns:w15="http://schemas.microsoft.com/office/word/2012/wordml" xmlns:w16cex="http://schemas.microsoft.com/office/word/2018/wordml/cex" xmlns:w16cid="http://schemas.microsoft.com/office/word/2016/wordml/cid" xmlns:w16="http://schemas.microsoft.com/office/word/2018/wordml" xmlns:w16sdtdh="http://schemas.microsoft.com/office/word/2020/wordml/sdtdatahash" xmlns:w16se="http://schemas.microsoft.com/office/word/2015/wordml/symex" xmlns:wpg="http://schemas.microsoft.com/office/word/2010/wordprocessingGroup" xmlns:wpi="http://schemas.microsoft.com/office/word/2010/wordprocessingInk" xmlns:wne="http://schemas.microsoft.com/office/word/2006/wordml" xmlns:wps="http://schemas.microsoft.com/office/word/2010/wordprocessingShape" mc:Ignorable="w14 w15 w16se w16cid w16 w16cex w16sdtdh wp14">
+  <w:footnote w:type="separator" w:id="-1">
+    <w:p>
+      <w:pPr>
+        <w:spacing w:after="0" w:line="240" w:lineRule="auto"/>
+      </w:pPr>
+      <w:r>
+        <w:separator/>
+      </w:r>
+    </w:p>
+  </w:footnote>
+  <w:footnote w:type="continuationSeparator" w:id="0">
+    <w:p>
+      <w:pPr>
+        <w:spacing w:after="0" w:line="240" w:lineRule="auto"/>
+      </w:pPr>
+      <w:r>
+        <w:continuationSeparator/>
+      </w:r>
+    </w:p>
+  </w:footnote>
+</w:footnotes>
 </file>
 
 <file path=word/numbering.xml><?xml version="1.0" encoding="utf-8"?>
@@ -12938,6 +12928,7 @@
   <w:style w:type="character" w:default="1" w:styleId="DefaultParagraphFont">
     <w:name w:val="Default Paragraph Font"/>
     <w:uiPriority w:val="1"/>
+    <w:semiHidden/>
     <w:unhideWhenUsed/>
   </w:style>
   <w:style w:type="table" w:default="1" w:styleId="TableNormal">
@@ -13440,6 +13431,50 @@
       <w:iCs/>
     </w:rPr>
   </w:style>
+  <w:style w:type="paragraph" w:styleId="Header">
+    <w:name w:val="header"/>
+    <w:basedOn w:val="Normal"/>
+    <w:link w:val="HeaderChar"/>
+    <w:uiPriority w:val="99"/>
+    <w:unhideWhenUsed/>
+    <w:rsid w:val="00387F94"/>
+    <w:pPr>
+      <w:tabs>
+        <w:tab w:val="center" w:pos="4513"/>
+        <w:tab w:val="right" w:pos="9026"/>
+      </w:tabs>
+      <w:spacing w:after="0" w:line="240" w:lineRule="auto"/>
+    </w:pPr>
+  </w:style>
+  <w:style w:type="character" w:customStyle="1" w:styleId="HeaderChar">
+    <w:name w:val="Header Char"/>
+    <w:basedOn w:val="DefaultParagraphFont"/>
+    <w:link w:val="Header"/>
+    <w:uiPriority w:val="99"/>
+    <w:rsid w:val="00387F94"/>
+  </w:style>
+  <w:style w:type="paragraph" w:styleId="Footer">
+    <w:name w:val="footer"/>
+    <w:basedOn w:val="Normal"/>
+    <w:link w:val="FooterChar"/>
+    <w:uiPriority w:val="99"/>
+    <w:unhideWhenUsed/>
+    <w:rsid w:val="00387F94"/>
+    <w:pPr>
+      <w:tabs>
+        <w:tab w:val="center" w:pos="4513"/>
+        <w:tab w:val="right" w:pos="9026"/>
+      </w:tabs>
+      <w:spacing w:after="0" w:line="240" w:lineRule="auto"/>
+    </w:pPr>
+  </w:style>
+  <w:style w:type="character" w:customStyle="1" w:styleId="FooterChar">
+    <w:name w:val="Footer Char"/>
+    <w:basedOn w:val="DefaultParagraphFont"/>
+    <w:link w:val="Footer"/>
+    <w:uiPriority w:val="99"/>
+    <w:rsid w:val="00387F94"/>
+  </w:style>
 </w:styles>
 </file>
 
